--- a/Fase 1 – Análisis del entorno, riesgos y diseño de la solución/Mauricio_Martinez/capturas_pruebas_documentos_configuraciones/Informe Tecnico fase 1 - Analisis del entorno , riesgos y superficie de exposicion.docx
+++ b/Fase 1 – Análisis del entorno, riesgos y diseño de la solución/Mauricio_Martinez/capturas_pruebas_documentos_configuraciones/Informe Tecnico fase 1 - Analisis del entorno , riesgos y superficie de exposicion.docx
@@ -85,6 +85,7 @@
       <w:r>
         <w:rPr>
           <w:rFonts w:ascii="Arial" w:hAnsi="Arial" w:cs="Arial"/>
+          <w:noProof/>
           <w:sz w:val="32"/>
           <w:szCs w:val="32"/>
         </w:rPr>
@@ -487,7 +488,7 @@
           <w:rFonts w:ascii="Arial" w:eastAsia="Museo Sans 300" w:hAnsi="Arial" w:cs="Arial"/>
           <w:color w:val="3A3A3A" w:themeColor="background2" w:themeShade="40"/>
         </w:rPr>
-        <w:t>La superficie de exposición comprende todos los puntos de contacto accesibles desde redes externas (Internet) hacia la infraestructura alojada en Google Cloud:</w:t>
+        <w:t>La superficie de exposición analizada comprende los puntos de entrada expuestos a internet definidos en la arquitectura de desarrollo (Node.js/Express), sobre los cuales se proyecta la implementación de la capa perimetral:</w:t>
       </w:r>
     </w:p>
     <w:p>
@@ -523,14 +524,68 @@
           <w:bCs/>
           <w:color w:val="3A3A3A" w:themeColor="background2" w:themeShade="40"/>
         </w:rPr>
-        <w:t>Endpoint de Autenticación (/login):</w:t>
-      </w:r>
-      <w:r>
-        <w:rPr>
-          <w:rFonts w:ascii="Arial" w:eastAsia="Museo Sans 300" w:hAnsi="Arial" w:cs="Arial"/>
-          <w:color w:val="3A3A3A" w:themeColor="background2" w:themeShade="40"/>
-        </w:rPr>
-        <w:t xml:space="preserve"> Es la puerta de entrada principal y el recurso más crítico del sistema. Al estar expuesto sin filtros previos, representa el vector principal para ataques de suplantación de identidad y fuerza bruta.</w:t>
+        <w:t xml:space="preserve">Módulo de Autenticación (/login): </w:t>
+      </w:r>
+      <w:r>
+        <w:rPr>
+          <w:rFonts w:ascii="Arial" w:eastAsia="Museo Sans 300" w:hAnsi="Arial" w:cs="Arial"/>
+          <w:color w:val="3A3A3A" w:themeColor="background2" w:themeShade="40"/>
+        </w:rPr>
+        <w:t xml:space="preserve">Punto crítico de entrada para la validación de credenciales, identificado como el vector principal de exposición ante ataques automatizados de fuerza bruta, </w:t>
+      </w:r>
+      <w:proofErr w:type="spellStart"/>
+      <w:r>
+        <w:rPr>
+          <w:rFonts w:ascii="Arial" w:eastAsia="Museo Sans 300" w:hAnsi="Arial" w:cs="Arial"/>
+          <w:i/>
+          <w:iCs/>
+          <w:color w:val="3A3A3A" w:themeColor="background2" w:themeShade="40"/>
+        </w:rPr>
+        <w:t>credential</w:t>
+      </w:r>
+      <w:proofErr w:type="spellEnd"/>
+      <w:r>
+        <w:rPr>
+          <w:rFonts w:ascii="Arial" w:eastAsia="Museo Sans 300" w:hAnsi="Arial" w:cs="Arial"/>
+          <w:i/>
+          <w:iCs/>
+          <w:color w:val="3A3A3A" w:themeColor="background2" w:themeShade="40"/>
+        </w:rPr>
+        <w:t xml:space="preserve"> </w:t>
+      </w:r>
+      <w:proofErr w:type="spellStart"/>
+      <w:r>
+        <w:rPr>
+          <w:rFonts w:ascii="Arial" w:eastAsia="Museo Sans 300" w:hAnsi="Arial" w:cs="Arial"/>
+          <w:i/>
+          <w:iCs/>
+          <w:color w:val="3A3A3A" w:themeColor="background2" w:themeShade="40"/>
+        </w:rPr>
+        <w:t>stuffing</w:t>
+      </w:r>
+      <w:proofErr w:type="spellEnd"/>
+      <w:r>
+        <w:rPr>
+          <w:rFonts w:ascii="Arial" w:eastAsia="Museo Sans 300" w:hAnsi="Arial" w:cs="Arial"/>
+          <w:color w:val="3A3A3A" w:themeColor="background2" w:themeShade="40"/>
+        </w:rPr>
+        <w:t xml:space="preserve"> e intentos de Inyección SQL (</w:t>
+      </w:r>
+      <w:proofErr w:type="spellStart"/>
+      <w:r>
+        <w:rPr>
+          <w:rFonts w:ascii="Arial" w:eastAsia="Museo Sans 300" w:hAnsi="Arial" w:cs="Arial"/>
+          <w:color w:val="3A3A3A" w:themeColor="background2" w:themeShade="40"/>
+        </w:rPr>
+        <w:t>SQLi</w:t>
+      </w:r>
+      <w:proofErr w:type="spellEnd"/>
+      <w:r>
+        <w:rPr>
+          <w:rFonts w:ascii="Arial" w:eastAsia="Museo Sans 300" w:hAnsi="Arial" w:cs="Arial"/>
+          <w:color w:val="3A3A3A" w:themeColor="background2" w:themeShade="40"/>
+        </w:rPr>
+        <w:t>).</w:t>
       </w:r>
     </w:p>
     <w:p>
@@ -566,14 +621,79 @@
           <w:bCs/>
           <w:color w:val="3A3A3A" w:themeColor="background2" w:themeShade="40"/>
         </w:rPr>
-        <w:t>Rutas Privilegiadas del Docente (/docente/*):</w:t>
-      </w:r>
-      <w:r>
-        <w:rPr>
-          <w:rFonts w:ascii="Arial" w:eastAsia="Museo Sans 300" w:hAnsi="Arial" w:cs="Arial"/>
-          <w:color w:val="3A3A3A" w:themeColor="background2" w:themeShade="40"/>
-        </w:rPr>
-        <w:t xml:space="preserve"> Endpoints y formularios dedicados a la subida y modificación de notas. Su exposición sin control de acceso perimetral permitiría la escalada de privilegios si un usuario no autorizado logra burlar la sesión.</w:t>
+        <w:t>Formularios Dinámicos y Secciones de Interacción (/</w:t>
+      </w:r>
+      <w:proofErr w:type="spellStart"/>
+      <w:r>
+        <w:rPr>
+          <w:rFonts w:ascii="Arial" w:eastAsia="Museo Sans 300" w:hAnsi="Arial" w:cs="Arial"/>
+          <w:b/>
+          <w:bCs/>
+          <w:color w:val="3A3A3A" w:themeColor="background2" w:themeShade="40"/>
+        </w:rPr>
+        <w:t>search</w:t>
+      </w:r>
+      <w:proofErr w:type="spellEnd"/>
+      <w:r>
+        <w:rPr>
+          <w:rFonts w:ascii="Arial" w:eastAsia="Museo Sans 300" w:hAnsi="Arial" w:cs="Arial"/>
+          <w:b/>
+          <w:bCs/>
+          <w:color w:val="3A3A3A" w:themeColor="background2" w:themeShade="40"/>
+        </w:rPr>
+        <w:t xml:space="preserve"> y /</w:t>
+      </w:r>
+      <w:proofErr w:type="spellStart"/>
+      <w:r>
+        <w:rPr>
+          <w:rFonts w:ascii="Arial" w:eastAsia="Museo Sans 300" w:hAnsi="Arial" w:cs="Arial"/>
+          <w:b/>
+          <w:bCs/>
+          <w:color w:val="3A3A3A" w:themeColor="background2" w:themeShade="40"/>
+        </w:rPr>
+        <w:t>comments</w:t>
+      </w:r>
+      <w:proofErr w:type="spellEnd"/>
+      <w:r>
+        <w:rPr>
+          <w:rFonts w:ascii="Arial" w:eastAsia="Museo Sans 300" w:hAnsi="Arial" w:cs="Arial"/>
+          <w:b/>
+          <w:bCs/>
+          <w:color w:val="3A3A3A" w:themeColor="background2" w:themeShade="40"/>
+        </w:rPr>
+        <w:t>):</w:t>
+      </w:r>
+      <w:r>
+        <w:rPr>
+          <w:rFonts w:ascii="Arial" w:eastAsia="Museo Sans 300" w:hAnsi="Arial" w:cs="Arial"/>
+          <w:b/>
+          <w:bCs/>
+          <w:color w:val="3A3A3A" w:themeColor="background2" w:themeShade="40"/>
+        </w:rPr>
+        <w:t xml:space="preserve"> </w:t>
+      </w:r>
+      <w:r>
+        <w:rPr>
+          <w:rFonts w:ascii="Arial" w:eastAsia="Museo Sans 300" w:hAnsi="Arial" w:cs="Arial"/>
+          <w:color w:val="3A3A3A" w:themeColor="background2" w:themeShade="40"/>
+        </w:rPr>
+        <w:t xml:space="preserve">Rutas que procesan parámetros de texto enviados por los usuarios sin sanitización previa en el </w:t>
+      </w:r>
+      <w:proofErr w:type="spellStart"/>
+      <w:r>
+        <w:rPr>
+          <w:rFonts w:ascii="Arial" w:eastAsia="Museo Sans 300" w:hAnsi="Arial" w:cs="Arial"/>
+          <w:color w:val="3A3A3A" w:themeColor="background2" w:themeShade="40"/>
+        </w:rPr>
+        <w:t>backend</w:t>
+      </w:r>
+      <w:proofErr w:type="spellEnd"/>
+      <w:r>
+        <w:rPr>
+          <w:rFonts w:ascii="Arial" w:eastAsia="Museo Sans 300" w:hAnsi="Arial" w:cs="Arial"/>
+          <w:color w:val="3A3A3A" w:themeColor="background2" w:themeShade="40"/>
+        </w:rPr>
+        <w:t>, estableciendo el escenario base para evaluar riesgos de Cross-Site Scripting (XSS reflejado y almacenado).</w:t>
       </w:r>
     </w:p>
     <w:p>
@@ -599,40 +719,192 @@
           <w:color w:val="3A3A3A" w:themeColor="background2" w:themeShade="40"/>
         </w:rPr>
       </w:pPr>
-      <w:r>
-        <w:rPr>
-          <w:rFonts w:ascii="Arial" w:eastAsia="Museo Sans 300" w:hAnsi="Arial" w:cs="Arial"/>
-          <w:b/>
-          <w:bCs/>
-          <w:color w:val="3A3A3A" w:themeColor="background2" w:themeShade="40"/>
-        </w:rPr>
-        <w:t>Interfaz de Consulta Estudiantil:</w:t>
-      </w:r>
-      <w:r>
-        <w:rPr>
-          <w:rFonts w:ascii="Arial" w:eastAsia="Museo Sans 300" w:hAnsi="Arial" w:cs="Arial"/>
-          <w:color w:val="3A3A3A" w:themeColor="background2" w:themeShade="40"/>
-        </w:rPr>
-        <w:t xml:space="preserve"> Rutas de menor </w:t>
-      </w:r>
-      <w:r>
-        <w:rPr>
-          <w:rFonts w:ascii="Arial" w:eastAsia="Museo Sans 300" w:hAnsi="Arial" w:cs="Arial"/>
-          <w:color w:val="3A3A3A" w:themeColor="background2" w:themeShade="40"/>
-        </w:rPr>
-        <w:t>privilegio,</w:t>
-      </w:r>
-      <w:r>
-        <w:rPr>
-          <w:rFonts w:ascii="Arial" w:eastAsia="Museo Sans 300" w:hAnsi="Arial" w:cs="Arial"/>
-          <w:color w:val="3A3A3A" w:themeColor="background2" w:themeShade="40"/>
-        </w:rPr>
-        <w:t xml:space="preserve"> pero expuestas al consumo masivo de solicitudes concurrentes</w:t>
+      <w:proofErr w:type="spellStart"/>
+      <w:r>
+        <w:rPr>
+          <w:rFonts w:ascii="Arial" w:eastAsia="Museo Sans 300" w:hAnsi="Arial" w:cs="Arial"/>
+          <w:b/>
+          <w:bCs/>
+          <w:color w:val="3A3A3A" w:themeColor="background2" w:themeShade="40"/>
+        </w:rPr>
+        <w:t>Endpoints</w:t>
+      </w:r>
+      <w:proofErr w:type="spellEnd"/>
+      <w:r>
+        <w:rPr>
+          <w:rFonts w:ascii="Arial" w:eastAsia="Museo Sans 300" w:hAnsi="Arial" w:cs="Arial"/>
+          <w:b/>
+          <w:bCs/>
+          <w:color w:val="3A3A3A" w:themeColor="background2" w:themeShade="40"/>
+        </w:rPr>
+        <w:t xml:space="preserve"> de Monitoreo y Control (/</w:t>
+      </w:r>
+      <w:proofErr w:type="spellStart"/>
+      <w:r>
+        <w:rPr>
+          <w:rFonts w:ascii="Arial" w:eastAsia="Museo Sans 300" w:hAnsi="Arial" w:cs="Arial"/>
+          <w:b/>
+          <w:bCs/>
+          <w:color w:val="3A3A3A" w:themeColor="background2" w:themeShade="40"/>
+        </w:rPr>
+        <w:t>healthcheck</w:t>
+      </w:r>
+      <w:proofErr w:type="spellEnd"/>
+      <w:r>
+        <w:rPr>
+          <w:rFonts w:ascii="Arial" w:eastAsia="Museo Sans 300" w:hAnsi="Arial" w:cs="Arial"/>
+          <w:b/>
+          <w:bCs/>
+          <w:color w:val="3A3A3A" w:themeColor="background2" w:themeShade="40"/>
+        </w:rPr>
+        <w:t xml:space="preserve"> y /</w:t>
+      </w:r>
+      <w:proofErr w:type="spellStart"/>
+      <w:r>
+        <w:rPr>
+          <w:rFonts w:ascii="Arial" w:eastAsia="Museo Sans 300" w:hAnsi="Arial" w:cs="Arial"/>
+          <w:b/>
+          <w:bCs/>
+          <w:color w:val="3A3A3A" w:themeColor="background2" w:themeShade="40"/>
+        </w:rPr>
+        <w:t>admin</w:t>
+      </w:r>
+      <w:proofErr w:type="spellEnd"/>
+      <w:r>
+        <w:rPr>
+          <w:rFonts w:ascii="Arial" w:eastAsia="Museo Sans 300" w:hAnsi="Arial" w:cs="Arial"/>
+          <w:b/>
+          <w:bCs/>
+          <w:color w:val="3A3A3A" w:themeColor="background2" w:themeShade="40"/>
+        </w:rPr>
+        <w:t>):</w:t>
+      </w:r>
+      <w:r>
+        <w:rPr>
+          <w:rFonts w:ascii="Arial" w:eastAsia="Museo Sans 300" w:hAnsi="Arial" w:cs="Arial"/>
+          <w:b/>
+          <w:bCs/>
+          <w:color w:val="3A3A3A" w:themeColor="background2" w:themeShade="40"/>
+        </w:rPr>
+        <w:t xml:space="preserve"> </w:t>
+      </w:r>
+      <w:r>
+        <w:rPr>
+          <w:rFonts w:ascii="Arial" w:eastAsia="Museo Sans 300" w:hAnsi="Arial" w:cs="Arial"/>
+          <w:color w:val="3A3A3A" w:themeColor="background2" w:themeShade="40"/>
+        </w:rPr>
+        <w:t xml:space="preserve"> </w:t>
+      </w:r>
+      <w:r>
+        <w:rPr>
+          <w:rFonts w:ascii="Arial" w:eastAsia="Museo Sans 300" w:hAnsi="Arial" w:cs="Arial"/>
+          <w:color w:val="3A3A3A" w:themeColor="background2" w:themeShade="40"/>
+        </w:rPr>
+        <w:t xml:space="preserve">Superficie destinada a la verificación de disponibilidad operativa y control de acceso administrativo, expuesta a riesgos de reconocimiento y exploración por parte de </w:t>
+      </w:r>
+      <w:proofErr w:type="spellStart"/>
+      <w:r>
+        <w:rPr>
+          <w:rFonts w:ascii="Arial" w:eastAsia="Museo Sans 300" w:hAnsi="Arial" w:cs="Arial"/>
+          <w:color w:val="3A3A3A" w:themeColor="background2" w:themeShade="40"/>
+        </w:rPr>
+        <w:t>bots</w:t>
+      </w:r>
+      <w:proofErr w:type="spellEnd"/>
+      <w:r>
+        <w:rPr>
+          <w:rFonts w:ascii="Arial" w:eastAsia="Museo Sans 300" w:hAnsi="Arial" w:cs="Arial"/>
+          <w:color w:val="3A3A3A" w:themeColor="background2" w:themeShade="40"/>
+        </w:rPr>
+        <w:t xml:space="preserve"> o atacantes externos.</w:t>
       </w:r>
     </w:p>
     <w:p>
       <w:pPr>
         <w:pStyle w:val="Prrafodelista"/>
+        <w:rPr>
+          <w:rFonts w:ascii="Arial" w:eastAsia="Museo Sans 300" w:hAnsi="Arial" w:cs="Arial"/>
+          <w:color w:val="3A3A3A" w:themeColor="background2" w:themeShade="40"/>
+        </w:rPr>
+      </w:pPr>
+    </w:p>
+    <w:p>
+      <w:pPr>
+        <w:pStyle w:val="Prrafodelista"/>
+        <w:spacing w:line="276" w:lineRule="auto"/>
+        <w:ind w:left="360"/>
+        <w:jc w:val="both"/>
+        <w:rPr>
+          <w:rFonts w:ascii="Arial" w:eastAsia="Museo Sans 300" w:hAnsi="Arial" w:cs="Arial"/>
+          <w:color w:val="3A3A3A" w:themeColor="background2" w:themeShade="40"/>
+        </w:rPr>
+      </w:pPr>
+      <w:r>
+        <w:rPr>
+          <w:rFonts w:ascii="Arial" w:eastAsia="Museo Sans 300" w:hAnsi="Arial" w:cs="Arial"/>
+          <w:color w:val="3A3A3A" w:themeColor="background2" w:themeShade="40"/>
+        </w:rPr>
+        <w:t xml:space="preserve">Es fundamental enfatizar que, dado que el proyecto se encuentra en su </w:t>
+      </w:r>
+      <w:r>
+        <w:rPr>
+          <w:rFonts w:ascii="Arial" w:eastAsia="Museo Sans 300" w:hAnsi="Arial" w:cs="Arial"/>
+          <w:b/>
+          <w:bCs/>
+          <w:color w:val="3A3A3A" w:themeColor="background2" w:themeShade="40"/>
+        </w:rPr>
+        <w:t>Fase 1 (Análisis, modelado de amenazas y diseño perimetral)</w:t>
+      </w:r>
+      <w:r>
+        <w:rPr>
+          <w:rFonts w:ascii="Arial" w:eastAsia="Museo Sans 300" w:hAnsi="Arial" w:cs="Arial"/>
+          <w:color w:val="3A3A3A" w:themeColor="background2" w:themeShade="40"/>
+        </w:rPr>
+        <w:t xml:space="preserve">, todos los componentes tecnológicos descritos, las reglas de filtrado de Cloud Armor y la </w:t>
+      </w:r>
+      <w:r>
+        <w:rPr>
+          <w:rFonts w:ascii="Arial" w:eastAsia="Museo Sans 300" w:hAnsi="Arial" w:cs="Arial"/>
+          <w:color w:val="3A3A3A" w:themeColor="background2" w:themeShade="40"/>
+        </w:rPr>
+        <w:lastRenderedPageBreak/>
+        <w:t xml:space="preserve">topología de defensa representan una </w:t>
+      </w:r>
+      <w:r>
+        <w:rPr>
+          <w:rFonts w:ascii="Arial" w:eastAsia="Museo Sans 300" w:hAnsi="Arial" w:cs="Arial"/>
+          <w:b/>
+          <w:bCs/>
+          <w:color w:val="3A3A3A" w:themeColor="background2" w:themeShade="40"/>
+        </w:rPr>
+        <w:t>arquitectura conceptual, análisis de riesgos preventivos y propuesta de diseño</w:t>
+      </w:r>
+      <w:r>
+        <w:rPr>
+          <w:rFonts w:ascii="Arial" w:eastAsia="Museo Sans 300" w:hAnsi="Arial" w:cs="Arial"/>
+          <w:color w:val="3A3A3A" w:themeColor="background2" w:themeShade="40"/>
+        </w:rPr>
+        <w:t>, encontrándose en una etapa previa a su despliegue y ejecución en un entorno de producción real.</w:t>
+      </w:r>
+    </w:p>
+    <w:p>
+      <w:pPr>
+        <w:pStyle w:val="Prrafodelista"/>
+        <w:spacing w:line="276" w:lineRule="auto"/>
+        <w:ind w:left="360"/>
+        <w:jc w:val="both"/>
+        <w:rPr>
+          <w:rFonts w:ascii="Arial" w:eastAsia="Museo Sans 300" w:hAnsi="Arial" w:cs="Arial"/>
+          <w:color w:val="3A3A3A" w:themeColor="background2" w:themeShade="40"/>
+        </w:rPr>
+      </w:pPr>
+    </w:p>
+    <w:p>
+      <w:pPr>
+        <w:pStyle w:val="Prrafodelista"/>
+        <w:spacing w:line="276" w:lineRule="auto"/>
+        <w:ind w:left="360"/>
+        <w:jc w:val="both"/>
         <w:rPr>
           <w:rFonts w:ascii="Arial" w:eastAsia="Museo Sans 300" w:hAnsi="Arial" w:cs="Arial"/>
           <w:color w:val="3A3A3A" w:themeColor="background2" w:themeShade="40"/>
@@ -753,15 +1025,7 @@
           <w:rFonts w:ascii="Arial" w:eastAsia="Museo Sans 300" w:hAnsi="Arial" w:cs="Arial"/>
           <w:color w:val="3A3A3A" w:themeColor="background2" w:themeShade="40"/>
         </w:rPr>
-        <w:t xml:space="preserve">Adversarios o scripts automatizados intentando adivinar de forma masiva credenciales de acceso, enfocándose </w:t>
-      </w:r>
-      <w:r>
-        <w:rPr>
-          <w:rFonts w:ascii="Arial" w:eastAsia="Museo Sans 300" w:hAnsi="Arial" w:cs="Arial"/>
-          <w:color w:val="3A3A3A" w:themeColor="background2" w:themeShade="40"/>
-        </w:rPr>
-        <w:lastRenderedPageBreak/>
-        <w:t>en cuentas con privilegios de docentes para corromper los cuadros de notas.</w:t>
+        <w:t>Adversarios o scripts automatizados intentando adivinar de forma masiva credenciales de acceso, enfocándose en cuentas con privilegios de docentes para corromper los cuadros de notas.</w:t>
       </w:r>
     </w:p>
     <w:p>
@@ -1221,7 +1485,15 @@
           <w:rFonts w:ascii="Arial" w:eastAsia="Museo Sans 300" w:hAnsi="Arial" w:cs="Arial"/>
           <w:color w:val="3A3A3A" w:themeColor="background2" w:themeShade="40"/>
         </w:rPr>
-        <w:t>Depender exclusivamente de las validaciones de seguridad programadas dentro del código de la aplicación web representa un riesgo elevado ante saturaciones de tráfico o fallas lógicas imprevistas. Por lo tanto, se justifica la implementación de una Capa Perimetral de Seguridad (WAF / Cloud Armor) basada en las siguientes premisas:</w:t>
+        <w:t xml:space="preserve">Depender exclusivamente de las validaciones de seguridad programadas dentro del código de la aplicación web representa un riesgo elevado ante saturaciones de tráfico o fallas lógicas imprevistas. Por lo tanto, se justifica la implementación de una </w:t>
+      </w:r>
+      <w:r>
+        <w:rPr>
+          <w:rFonts w:ascii="Arial" w:eastAsia="Museo Sans 300" w:hAnsi="Arial" w:cs="Arial"/>
+          <w:color w:val="3A3A3A" w:themeColor="background2" w:themeShade="40"/>
+        </w:rPr>
+        <w:lastRenderedPageBreak/>
+        <w:t>Capa Perimetral de Seguridad (WAF / Cloud Armor) basada en las siguientes premisas:</w:t>
       </w:r>
     </w:p>
     <w:p>
@@ -1586,14 +1858,7 @@
           <w:rFonts w:ascii="Arial" w:eastAsia="Museo Sans 300" w:hAnsi="Arial" w:cs="Arial"/>
           <w:color w:val="3A3A3A" w:themeColor="background2" w:themeShade="40"/>
         </w:rPr>
-        <w:t>esponsable</w:t>
-      </w:r>
-      <w:r>
-        <w:rPr>
-          <w:rFonts w:ascii="Arial" w:eastAsia="Museo Sans 300" w:hAnsi="Arial" w:cs="Arial"/>
-          <w:color w:val="3A3A3A" w:themeColor="background2" w:themeShade="40"/>
-        </w:rPr>
-        <w:t xml:space="preserve"> absoluto del diseño de la estrategia de reglas perimetrales, políticas de control de acceso, blindaje del módulo de autenticación y supervisión del tráfico en la nube.</w:t>
+        <w:t>esponsable absoluto del diseño de la estrategia de reglas perimetrales, políticas de control de acceso, blindaje del módulo de autenticación y supervisión del tráfico en la nube.</w:t>
       </w:r>
     </w:p>
     <w:sectPr>
